--- a/flow/20230927_hours/drafts/2024-07-g/24.07.docx
+++ b/flow/20230927_hours/drafts/2024-07-g/24.07.docx
@@ -94,18 +94,15 @@
     </w:p>
     <w:p>
       <w:pPr>
-        <w:spacing w:line="240" w:lineRule="auto"/>
-        <w:rPr>
-          <w:rFonts w:ascii="Times New Roman" w:hAnsi="Times New Roman"/>
-          <w:sz w:val="24"/>
-        </w:rPr>
-      </w:pPr>
-      <w:r>
-        <w:rPr>
-          <w:rFonts w:ascii="Times New Roman" w:hAnsi="Times New Roman"/>
-          <w:sz w:val="24"/>
-        </w:rPr>
-        <w:t>Царю небесний, утішителю, Душе істини,* що всюди єси і все наповняєш,* скарбе дібр і життя подателю,* прийди і вселися в нас,* і очисти нас від усякої скверни,* і спаси, Благий, душі наші.</w:t>
+        <w:pStyle w:val="a"/>
+        <w:spacing w:after="120"/>
+      </w:pPr>
+      <w:r>
+        <w:rPr>
+          <w:rFonts w:ascii="Times New Roman" w:hAnsi="Times New Roman"/>
+          <w:sz w:val="24"/>
+        </w:rPr>
+        <w:t>Ца́рю небе́сний, утіши́телю, Ду́ше íстини,* що всю́ди єси́ і все наповня́єш,* скарбни́це благ і життя́ пода́телю,* прийди́, і всели́ся в нас,* і очи́сти нас від уся́кої скве́рни,* і спаси́, благи́й, ду́ші на́ші.</w:t>
       </w:r>
     </w:p>
     <w:p>
@@ -328,51 +325,24 @@
     </w:p>
     <w:p>
       <w:pPr>
-        <w:spacing w:line="240" w:lineRule="auto"/>
-        <w:rPr>
-          <w:rFonts w:ascii="Times New Roman" w:hAnsi="Times New Roman"/>
-          <w:sz w:val="24"/>
-        </w:rPr>
-      </w:pPr>
-      <w:r>
-        <w:rPr>
-          <w:rFonts w:ascii="Times New Roman" w:hAnsi="Times New Roman"/>
-          <w:i/>
-          <w:color w:val="FF0000"/>
-          <w:sz w:val="24"/>
-        </w:rPr>
-        <w:t>Священик</w:t>
-      </w:r>
-      <w:r>
-        <w:rPr>
-          <w:rFonts w:ascii="Times New Roman" w:hAnsi="Times New Roman"/>
-          <w:i/>
-          <w:color w:val="FF0000"/>
-          <w:sz w:val="24"/>
-        </w:rPr>
-        <w:t>:</w:t>
-      </w:r>
-      <w:r>
-        <w:rPr>
-          <w:rFonts w:ascii="Times New Roman" w:hAnsi="Times New Roman"/>
-          <w:color w:val="FF0000"/>
-          <w:sz w:val="24"/>
-        </w:rPr>
-        <w:t xml:space="preserve"> </w:t>
-      </w:r>
-      <w:r>
-        <w:rPr>
-          <w:rFonts w:ascii="Times New Roman" w:hAnsi="Times New Roman"/>
-          <w:sz w:val="24"/>
-        </w:rPr>
-        <w:t xml:space="preserve">Бо твоє є царство, і сила, і слава, Отця, і Сина, і Святого Духа, нині і повсякчас, і на віки </w:t>
-      </w:r>
-      <w:r>
-        <w:rPr>
-          <w:rFonts w:ascii="Times New Roman" w:hAnsi="Times New Roman"/>
-          <w:sz w:val="24"/>
-        </w:rPr>
-        <w:t>віків.</w:t>
+        <w:pStyle w:val="a"/>
+        <w:spacing w:after="120"/>
+      </w:pPr>
+      <w:r>
+        <w:rPr>
+          <w:rFonts w:ascii="Times New Roman" w:hAnsi="Times New Roman"/>
+          <w:i/>
+          <w:color w:val="FF0000"/>
+          <w:sz w:val="24"/>
+        </w:rPr>
+        <w:t>Священник:</w:t>
+      </w:r>
+      <w:r>
+        <w:rPr>
+          <w:rFonts w:ascii="Times New Roman" w:hAnsi="Times New Roman"/>
+          <w:sz w:val="24"/>
+        </w:rPr>
+        <w:t xml:space="preserve"> Бо Твоє є царство, і сила, і слава, Отця, і Сина, і Святого Духа, нині, і повсякчас, і на віки віків.</w:t>
       </w:r>
     </w:p>
     <w:p>
@@ -1906,34 +1876,24 @@
     </w:p>
     <w:p>
       <w:pPr>
-        <w:spacing w:line="240" w:lineRule="auto"/>
-        <w:rPr>
-          <w:rFonts w:ascii="Times New Roman" w:hAnsi="Times New Roman"/>
-          <w:sz w:val="24"/>
-        </w:rPr>
-      </w:pPr>
-      <w:r>
-        <w:rPr>
-          <w:rFonts w:ascii="Times New Roman" w:hAnsi="Times New Roman"/>
-          <w:i/>
-          <w:color w:val="FF0000"/>
-          <w:sz w:val="24"/>
-        </w:rPr>
-        <w:t xml:space="preserve">Священик: </w:t>
-      </w:r>
-      <w:r>
-        <w:rPr>
-          <w:rFonts w:ascii="Times New Roman" w:hAnsi="Times New Roman"/>
-          <w:sz w:val="24"/>
-        </w:rPr>
-        <w:t xml:space="preserve">Бо твоє є царство, і сила, і слава, Отця, і Сина, і Святого Духа, нині і повсякчас, і на віки </w:t>
-      </w:r>
-      <w:r>
-        <w:rPr>
-          <w:rFonts w:ascii="Times New Roman" w:hAnsi="Times New Roman"/>
-          <w:sz w:val="24"/>
-        </w:rPr>
-        <w:t>віків.</w:t>
+        <w:pStyle w:val="a"/>
+        <w:spacing w:after="120"/>
+      </w:pPr>
+      <w:r>
+        <w:rPr>
+          <w:rFonts w:ascii="Times New Roman" w:hAnsi="Times New Roman"/>
+          <w:i/>
+          <w:color w:val="FF0000"/>
+          <w:sz w:val="24"/>
+        </w:rPr>
+        <w:t>Священник:</w:t>
+      </w:r>
+      <w:r>
+        <w:rPr>
+          <w:rFonts w:ascii="Times New Roman" w:hAnsi="Times New Roman"/>
+          <w:sz w:val="24"/>
+        </w:rPr>
+        <w:t xml:space="preserve"> Бо Твоє є царство, і сила, і слава, Отця, і Сина, і Святого Духа, нині, і повсякчас, і на віки віків.</w:t>
       </w:r>
     </w:p>
     <w:p>
@@ -2585,18 +2545,15 @@
     </w:p>
     <w:p>
       <w:pPr>
-        <w:spacing w:line="240" w:lineRule="auto"/>
-        <w:rPr>
-          <w:rFonts w:ascii="Times New Roman" w:hAnsi="Times New Roman"/>
-          <w:sz w:val="24"/>
-        </w:rPr>
-      </w:pPr>
-      <w:r>
-        <w:rPr>
-          <w:rFonts w:ascii="Times New Roman" w:hAnsi="Times New Roman"/>
-          <w:sz w:val="24"/>
-        </w:rPr>
-        <w:t>Царю небесний, утішителю, Душе істини,* що всюди єси і все наповняєш,* скарбе дібр і життя подателю,* прийди і вселися в нас,* і очисти нас від усякої скверни,* і спаси, Благий, душі наші.</w:t>
+        <w:pStyle w:val="a"/>
+        <w:spacing w:after="120"/>
+      </w:pPr>
+      <w:r>
+        <w:rPr>
+          <w:rFonts w:ascii="Times New Roman" w:hAnsi="Times New Roman"/>
+          <w:sz w:val="24"/>
+        </w:rPr>
+        <w:t>Ца́рю небе́сний, утіши́телю, Ду́ше íстини,* що всю́ди єси́ і все наповня́єш,* скарбни́це благ і життя́ пода́телю,* прийди́, і всели́ся в нас,* і очи́сти нас від уся́кої скве́рни,* і спаси́, благи́й, ду́ші на́ші.</w:t>
       </w:r>
     </w:p>
     <w:p>
@@ -2833,34 +2790,24 @@
     </w:p>
     <w:p>
       <w:pPr>
-        <w:spacing w:line="240" w:lineRule="auto"/>
-        <w:rPr>
-          <w:rFonts w:ascii="Times New Roman" w:hAnsi="Times New Roman"/>
-          <w:sz w:val="24"/>
-        </w:rPr>
-      </w:pPr>
-      <w:r>
-        <w:rPr>
-          <w:rFonts w:ascii="Times New Roman" w:hAnsi="Times New Roman"/>
-          <w:i/>
-          <w:color w:val="FF0000"/>
-          <w:sz w:val="24"/>
-        </w:rPr>
-        <w:t xml:space="preserve">Священик: </w:t>
-      </w:r>
-      <w:r>
-        <w:rPr>
-          <w:rFonts w:ascii="Times New Roman" w:hAnsi="Times New Roman"/>
-          <w:sz w:val="24"/>
-        </w:rPr>
-        <w:t xml:space="preserve">Бо твоє є царство, і сила, і слава, Отця, і Сина, і Святого Духа, нині і повсякчас, і на віки </w:t>
-      </w:r>
-      <w:r>
-        <w:rPr>
-          <w:rFonts w:ascii="Times New Roman" w:hAnsi="Times New Roman"/>
-          <w:sz w:val="24"/>
-        </w:rPr>
-        <w:t>віків.</w:t>
+        <w:pStyle w:val="a"/>
+        <w:spacing w:after="120"/>
+      </w:pPr>
+      <w:r>
+        <w:rPr>
+          <w:rFonts w:ascii="Times New Roman" w:hAnsi="Times New Roman"/>
+          <w:i/>
+          <w:color w:val="FF0000"/>
+          <w:sz w:val="24"/>
+        </w:rPr>
+        <w:t>Священник:</w:t>
+      </w:r>
+      <w:r>
+        <w:rPr>
+          <w:rFonts w:ascii="Times New Roman" w:hAnsi="Times New Roman"/>
+          <w:sz w:val="24"/>
+        </w:rPr>
+        <w:t xml:space="preserve"> Бо Твоє є царство, і сила, і слава, Отця, і Сина, і Святого Духа, нині, і повсякчас, і на віки віків.</w:t>
       </w:r>
     </w:p>
     <w:p>
@@ -4806,34 +4753,24 @@
     </w:p>
     <w:p>
       <w:pPr>
-        <w:spacing w:line="240" w:lineRule="auto"/>
-        <w:rPr>
-          <w:rFonts w:ascii="Times New Roman" w:hAnsi="Times New Roman"/>
-          <w:sz w:val="24"/>
-        </w:rPr>
-      </w:pPr>
-      <w:r>
-        <w:rPr>
-          <w:rFonts w:ascii="Times New Roman" w:hAnsi="Times New Roman"/>
-          <w:i/>
-          <w:color w:val="FF0000"/>
-          <w:sz w:val="24"/>
-        </w:rPr>
-        <w:t xml:space="preserve">Священик: </w:t>
-      </w:r>
-      <w:r>
-        <w:rPr>
-          <w:rFonts w:ascii="Times New Roman" w:hAnsi="Times New Roman"/>
-          <w:sz w:val="24"/>
-        </w:rPr>
-        <w:t xml:space="preserve">Бо твоє є царство, і сила, і слава, Отця, і Сина, і Святого Духа, нині і повсякчас, і на віки </w:t>
-      </w:r>
-      <w:r>
-        <w:rPr>
-          <w:rFonts w:ascii="Times New Roman" w:hAnsi="Times New Roman"/>
-          <w:sz w:val="24"/>
-        </w:rPr>
-        <w:t>віків.</w:t>
+        <w:pStyle w:val="a"/>
+        <w:spacing w:after="120"/>
+      </w:pPr>
+      <w:r>
+        <w:rPr>
+          <w:rFonts w:ascii="Times New Roman" w:hAnsi="Times New Roman"/>
+          <w:i/>
+          <w:color w:val="FF0000"/>
+          <w:sz w:val="24"/>
+        </w:rPr>
+        <w:t>Священник:</w:t>
+      </w:r>
+      <w:r>
+        <w:rPr>
+          <w:rFonts w:ascii="Times New Roman" w:hAnsi="Times New Roman"/>
+          <w:sz w:val="24"/>
+        </w:rPr>
+        <w:t xml:space="preserve"> Бо Твоє є царство, і сила, і слава, Отця, і Сина, і Святого Духа, нині, і повсякчас, і на віки віків.</w:t>
       </w:r>
     </w:p>
     <w:p>
@@ -5560,18 +5497,15 @@
     </w:p>
     <w:p>
       <w:pPr>
-        <w:spacing w:line="240" w:lineRule="auto"/>
-        <w:rPr>
-          <w:rFonts w:ascii="Times New Roman" w:hAnsi="Times New Roman"/>
-          <w:sz w:val="24"/>
-        </w:rPr>
-      </w:pPr>
-      <w:r>
-        <w:rPr>
-          <w:rFonts w:ascii="Times New Roman" w:hAnsi="Times New Roman"/>
-          <w:sz w:val="24"/>
-        </w:rPr>
-        <w:t>Царю небесний, утішителю, Душе істини,* що всюди єси і все наповняєш,* скарбе дібр і життя подателю,* прийди і вселися в нас,* і очисти нас від усякої скверни,* і спаси, Благий, душі наші.</w:t>
+        <w:pStyle w:val="a"/>
+        <w:spacing w:after="120"/>
+      </w:pPr>
+      <w:r>
+        <w:rPr>
+          <w:rFonts w:ascii="Times New Roman" w:hAnsi="Times New Roman"/>
+          <w:sz w:val="24"/>
+        </w:rPr>
+        <w:t>Ца́рю небе́сний, утіши́телю, Ду́ше íстини,* що всю́ди єси́ і все наповня́єш,* скарбни́це благ і життя́ пода́телю,* прийди́, і всели́ся в нас,* і очи́сти нас від уся́кої скве́рни,* і спаси́, благи́й, ду́ші на́ші.</w:t>
       </w:r>
     </w:p>
     <w:p>
@@ -5794,34 +5728,24 @@
     </w:p>
     <w:p>
       <w:pPr>
-        <w:spacing w:line="240" w:lineRule="auto"/>
-        <w:rPr>
-          <w:rFonts w:ascii="Times New Roman" w:hAnsi="Times New Roman"/>
-          <w:sz w:val="24"/>
-        </w:rPr>
-      </w:pPr>
-      <w:r>
-        <w:rPr>
-          <w:rFonts w:ascii="Times New Roman" w:hAnsi="Times New Roman"/>
-          <w:i/>
-          <w:color w:val="FF0000"/>
-          <w:sz w:val="24"/>
-        </w:rPr>
-        <w:t xml:space="preserve">Священик: </w:t>
-      </w:r>
-      <w:r>
-        <w:rPr>
-          <w:rFonts w:ascii="Times New Roman" w:hAnsi="Times New Roman"/>
-          <w:sz w:val="24"/>
-        </w:rPr>
-        <w:t xml:space="preserve">Бо твоє є царство, і сила, і слава, Отця, і Сина, і Святого Духа, нині і повсякчас, і на віки </w:t>
-      </w:r>
-      <w:r>
-        <w:rPr>
-          <w:rFonts w:ascii="Times New Roman" w:hAnsi="Times New Roman"/>
-          <w:sz w:val="24"/>
-        </w:rPr>
-        <w:t>віків.</w:t>
+        <w:pStyle w:val="a"/>
+        <w:spacing w:after="120"/>
+      </w:pPr>
+      <w:r>
+        <w:rPr>
+          <w:rFonts w:ascii="Times New Roman" w:hAnsi="Times New Roman"/>
+          <w:i/>
+          <w:color w:val="FF0000"/>
+          <w:sz w:val="24"/>
+        </w:rPr>
+        <w:t>Священник:</w:t>
+      </w:r>
+      <w:r>
+        <w:rPr>
+          <w:rFonts w:ascii="Times New Roman" w:hAnsi="Times New Roman"/>
+          <w:sz w:val="24"/>
+        </w:rPr>
+        <w:t xml:space="preserve"> Бо Твоє є царство, і сила, і слава, Отця, і Сина, і Святого Духа, нині, і повсякчас, і на віки віків.</w:t>
       </w:r>
     </w:p>
     <w:p>
@@ -7509,34 +7433,24 @@
     </w:p>
     <w:p>
       <w:pPr>
-        <w:spacing w:line="240" w:lineRule="auto"/>
-        <w:rPr>
-          <w:rFonts w:ascii="Times New Roman" w:hAnsi="Times New Roman"/>
-          <w:sz w:val="24"/>
-        </w:rPr>
-      </w:pPr>
-      <w:r>
-        <w:rPr>
-          <w:rFonts w:ascii="Times New Roman" w:hAnsi="Times New Roman"/>
-          <w:i/>
-          <w:color w:val="FF0000"/>
-          <w:sz w:val="24"/>
-        </w:rPr>
-        <w:t xml:space="preserve">Священик: </w:t>
-      </w:r>
-      <w:r>
-        <w:rPr>
-          <w:rFonts w:ascii="Times New Roman" w:hAnsi="Times New Roman"/>
-          <w:sz w:val="24"/>
-        </w:rPr>
-        <w:t xml:space="preserve">Бо твоє є царство, і сила, і слава, Отця, і Сина, і Святого Духа, нині і повсякчас, і на віки </w:t>
-      </w:r>
-      <w:r>
-        <w:rPr>
-          <w:rFonts w:ascii="Times New Roman" w:hAnsi="Times New Roman"/>
-          <w:sz w:val="24"/>
-        </w:rPr>
-        <w:t>віків.</w:t>
+        <w:pStyle w:val="a"/>
+        <w:spacing w:after="120"/>
+      </w:pPr>
+      <w:r>
+        <w:rPr>
+          <w:rFonts w:ascii="Times New Roman" w:hAnsi="Times New Roman"/>
+          <w:i/>
+          <w:color w:val="FF0000"/>
+          <w:sz w:val="24"/>
+        </w:rPr>
+        <w:t>Священник:</w:t>
+      </w:r>
+      <w:r>
+        <w:rPr>
+          <w:rFonts w:ascii="Times New Roman" w:hAnsi="Times New Roman"/>
+          <w:sz w:val="24"/>
+        </w:rPr>
+        <w:t xml:space="preserve"> Бо Твоє є царство, і сила, і слава, Отця, і Сина, і Святого Духа, нині, і повсякчас, і на віки віків.</w:t>
       </w:r>
     </w:p>
     <w:p>
@@ -8205,18 +8119,15 @@
     </w:p>
     <w:p>
       <w:pPr>
-        <w:spacing w:line="240" w:lineRule="auto"/>
-        <w:rPr>
-          <w:rFonts w:ascii="Times New Roman" w:hAnsi="Times New Roman"/>
-          <w:sz w:val="24"/>
-        </w:rPr>
-      </w:pPr>
-      <w:r>
-        <w:rPr>
-          <w:rFonts w:ascii="Times New Roman" w:hAnsi="Times New Roman"/>
-          <w:sz w:val="24"/>
-        </w:rPr>
-        <w:t>Царю небесний, утішителю, Душе істини,* що всюди єси і все наповняєш,* скарбе дібр і життя подателю,* прийди і вселися в нас,* і очисти нас від усякої скверни,* і спаси, Благий, душі наші.</w:t>
+        <w:pStyle w:val="a"/>
+        <w:spacing w:after="120"/>
+      </w:pPr>
+      <w:r>
+        <w:rPr>
+          <w:rFonts w:ascii="Times New Roman" w:hAnsi="Times New Roman"/>
+          <w:sz w:val="24"/>
+        </w:rPr>
+        <w:t>Ца́рю небе́сний, утіши́телю, Ду́ше íстини,* що всю́ди єси́ і все наповня́єш,* скарбни́це благ і життя́ пода́телю,* прийди́, і всели́ся в нас,* і очи́сти нас від уся́кої скве́рни,* і спаси́, благи́й, ду́ші на́ші.</w:t>
       </w:r>
     </w:p>
     <w:p>
@@ -8425,34 +8336,24 @@
     </w:p>
     <w:p>
       <w:pPr>
-        <w:spacing w:line="240" w:lineRule="auto"/>
-        <w:rPr>
-          <w:rFonts w:ascii="Times New Roman" w:hAnsi="Times New Roman"/>
-          <w:sz w:val="24"/>
-        </w:rPr>
-      </w:pPr>
-      <w:r>
-        <w:rPr>
-          <w:rFonts w:ascii="Times New Roman" w:hAnsi="Times New Roman"/>
-          <w:i/>
-          <w:color w:val="FF0000"/>
-          <w:sz w:val="24"/>
-        </w:rPr>
-        <w:t xml:space="preserve">Священик: </w:t>
-      </w:r>
-      <w:r>
-        <w:rPr>
-          <w:rFonts w:ascii="Times New Roman" w:hAnsi="Times New Roman"/>
-          <w:sz w:val="24"/>
-        </w:rPr>
-        <w:t xml:space="preserve">Бо твоє є царство, і сила, і слава, Отця, і Сина, і Святого Духа, нині і повсякчас, і на віки </w:t>
-      </w:r>
-      <w:r>
-        <w:rPr>
-          <w:rFonts w:ascii="Times New Roman" w:hAnsi="Times New Roman"/>
-          <w:sz w:val="24"/>
-        </w:rPr>
-        <w:t>віків.</w:t>
+        <w:pStyle w:val="a"/>
+        <w:spacing w:after="120"/>
+      </w:pPr>
+      <w:r>
+        <w:rPr>
+          <w:rFonts w:ascii="Times New Roman" w:hAnsi="Times New Roman"/>
+          <w:i/>
+          <w:color w:val="FF0000"/>
+          <w:sz w:val="24"/>
+        </w:rPr>
+        <w:t>Священник:</w:t>
+      </w:r>
+      <w:r>
+        <w:rPr>
+          <w:rFonts w:ascii="Times New Roman" w:hAnsi="Times New Roman"/>
+          <w:sz w:val="24"/>
+        </w:rPr>
+        <w:t xml:space="preserve"> Бо Твоє є царство, і сила, і слава, Отця, і Сина, і Святого Духа, нині, і повсякчас, і на віки віків.</w:t>
       </w:r>
     </w:p>
     <w:p>
@@ -9978,34 +9879,24 @@
     </w:p>
     <w:p>
       <w:pPr>
-        <w:spacing w:line="240" w:lineRule="auto"/>
-        <w:rPr>
-          <w:rFonts w:ascii="Times New Roman" w:hAnsi="Times New Roman"/>
-          <w:sz w:val="24"/>
-        </w:rPr>
-      </w:pPr>
-      <w:r>
-        <w:rPr>
-          <w:rFonts w:ascii="Times New Roman" w:hAnsi="Times New Roman"/>
-          <w:i/>
-          <w:color w:val="FF0000"/>
-          <w:sz w:val="24"/>
-        </w:rPr>
-        <w:t xml:space="preserve">Священик: </w:t>
-      </w:r>
-      <w:r>
-        <w:rPr>
-          <w:rFonts w:ascii="Times New Roman" w:hAnsi="Times New Roman"/>
-          <w:sz w:val="24"/>
-        </w:rPr>
-        <w:t xml:space="preserve">Бо твоє є царство, і сила, і слава, Отця, і Сина, і Святого Духа, нині і повсякчас, і на віки </w:t>
-      </w:r>
-      <w:r>
-        <w:rPr>
-          <w:rFonts w:ascii="Times New Roman" w:hAnsi="Times New Roman"/>
-          <w:sz w:val="24"/>
-        </w:rPr>
-        <w:t>віків.</w:t>
+        <w:pStyle w:val="a"/>
+        <w:spacing w:after="120"/>
+      </w:pPr>
+      <w:r>
+        <w:rPr>
+          <w:rFonts w:ascii="Times New Roman" w:hAnsi="Times New Roman"/>
+          <w:i/>
+          <w:color w:val="FF0000"/>
+          <w:sz w:val="24"/>
+        </w:rPr>
+        <w:t>Священник:</w:t>
+      </w:r>
+      <w:r>
+        <w:rPr>
+          <w:rFonts w:ascii="Times New Roman" w:hAnsi="Times New Roman"/>
+          <w:sz w:val="24"/>
+        </w:rPr>
+        <w:t xml:space="preserve"> Бо Твоє є царство, і сила, і слава, Отця, і Сина, і Святого Духа, нині, і повсякчас, і на віки віків.</w:t>
       </w:r>
     </w:p>
     <w:p>
